--- a/zht/docx/036.content.docx
+++ b/zht/docx/036.content.docx
@@ -150,26 +150,6 @@
           <w:lang w:val="zh_TW" w:bidi="zh_TW"/>
         </w:rPr>
         <w:t>ji</w:t>
-      </w:r>
-      <w:r>
-        <w:rPr>
-          <w:lang w:val="zh_TW" w:bidi="zh_TW"/>
-        </w:rPr>
-      </w:r>
-    </w:p>
-    <w:p>
-      <w:pPr/>
-      <w:r>
-        <w:rPr>
-          <w:lang w:val="zh_TW" w:bidi="zh_TW"/>
-        </w:rPr>
-      </w:r>
-      <w:r>
-        <w:rPr>
-          <w:i/>
-          <w:lang w:val="zh_TW" w:bidi="zh_TW"/>
-        </w:rPr>
-        <w:t>基本律法, 基督的降生, 基督頌：基督的神性, 基督徒的奉獻, 基督徒的苦難, 基督徒的喜樂, 饑荒, 記念神, 祭司的祝福, 祭壇</w:t>
       </w:r>
       <w:r>
         <w:rPr>

--- a/zht/docx/036.content.docx
+++ b/zht/docx/036.content.docx
@@ -19,7 +19,7 @@
         <w:rPr>
           <w:lang w:val="zh_TW" w:bidi="zh_TW"/>
         </w:rPr>
-        <w:t>Resource: Study Notes - Themes (Tyndale)</w:t>
+        <w:t>Resource: Tyndale Open Study Notes</w:t>
       </w:r>
       <w:r>
         <w:rPr>
@@ -112,7 +112,7 @@
         <w:rPr>
           <w:lang w:val="zh_TW" w:bidi="zh_TW"/>
         </w:rPr>
-        <w:t>Study Notes - Themes (Tyndale)</w:t>
+        <w:t>Tyndale Open Study Notes</w:t>
       </w:r>
     </w:p>
     <w:p>

--- a/zht/docx/036.content.docx
+++ b/zht/docx/036.content.docx
@@ -19,7 +19,7 @@
         <w:rPr>
           <w:lang w:val="zh_TW" w:bidi="zh_TW"/>
         </w:rPr>
-        <w:t>Resource: Tyndale Open Study Notes</w:t>
+        <w:t>Resource: Aquifer Open Study Notes (Themes)</w:t>
       </w:r>
       <w:r>
         <w:rPr>
@@ -112,7 +112,7 @@
         <w:rPr>
           <w:lang w:val="zh_TW" w:bidi="zh_TW"/>
         </w:rPr>
-        <w:t>Tyndale Open Study Notes</w:t>
+        <w:t>Aquifer Open Study Notes (Themes)</w:t>
       </w:r>
     </w:p>
     <w:p>

--- a/zht/docx/036.content.docx
+++ b/zht/docx/036.content.docx
@@ -233,66 +233,42 @@
         </w:rPr>
         <w:t>耶穌對打魚的知識，在四卷福音書中表露無遺。祂常用打魚的比喻來教導人（</w:t>
       </w:r>
-      <w:hyperlink r:id="rId13">
-        <w:r>
-          <w:rPr>
-            <w:lang w:val="zh_TW" w:bidi="zh_TW"/>
-          </w:rPr>
-          <w:rPr>
-            <w:color w:val="0000EE"/>
-            <w:u w:val="single"/>
-          </w:rPr>
-          <w:t>太7:10，</w:t>
-        </w:r>
-      </w:hyperlink>
-      <w:hyperlink r:id="rId14">
-        <w:r>
-          <w:rPr>
-            <w:lang w:val="zh_TW" w:bidi="zh_TW"/>
-          </w:rPr>
-          <w:rPr>
-            <w:color w:val="0000EE"/>
-            <w:u w:val="single"/>
-          </w:rPr>
-          <w:t>13:47–51</w:t>
-        </w:r>
-      </w:hyperlink>
+      <w:r>
+        <w:rPr>
+          <w:lang w:val="zh_TW" w:bidi="zh_TW"/>
+        </w:rPr>
+        <w:t>太7:10，</w:t>
+      </w:r>
+      <w:r>
+        <w:rPr>
+          <w:lang w:val="zh_TW" w:bidi="zh_TW"/>
+        </w:rPr>
+        <w:t>13:47–51</w:t>
+      </w:r>
       <w:r>
         <w:rPr>
           <w:lang w:val="zh_TW" w:bidi="zh_TW"/>
         </w:rPr>
         <w:t>）。當耶穌呼召第一批門徒時，祂對他們說：「我要叫你們得人如得魚一樣」，意思是他們將幫助人歸向神（</w:t>
       </w:r>
-      <w:hyperlink r:id="rId15">
-        <w:r>
-          <w:rPr>
-            <w:lang w:val="zh_TW" w:bidi="zh_TW"/>
-          </w:rPr>
-          <w:rPr>
-            <w:color w:val="0000EE"/>
-            <w:u w:val="single"/>
-          </w:rPr>
-          <w:t>太4:19</w:t>
-        </w:r>
-      </w:hyperlink>
+      <w:r>
+        <w:rPr>
+          <w:lang w:val="zh_TW" w:bidi="zh_TW"/>
+        </w:rPr>
+        <w:t>太4:19</w:t>
+      </w:r>
       <w:r>
         <w:rPr>
           <w:lang w:val="zh_TW" w:bidi="zh_TW"/>
         </w:rPr>
         <w:t>）。在</w:t>
       </w:r>
-      <w:hyperlink r:id="rId16">
-        <w:r>
-          <w:rPr>
-            <w:lang w:val="zh_TW" w:bidi="zh_TW"/>
-          </w:rPr>
-          <w:rPr>
-            <w:color w:val="0000EE"/>
-            <w:u w:val="single"/>
-          </w:rPr>
-          <w:t>約翰福音第二十一章</w:t>
-        </w:r>
-      </w:hyperlink>
+      <w:r>
+        <w:rPr>
+          <w:lang w:val="zh_TW" w:bidi="zh_TW"/>
+        </w:rPr>
+        <w:t>約翰福音第二十一章</w:t>
+      </w:r>
       <w:r>
         <w:rPr>
           <w:lang w:val="zh_TW" w:bidi="zh_TW"/>
@@ -342,18 +318,12 @@
         </w:rPr>
         <w:t>這種拖網會捕到大量的魚，其中也包括一些猶太律法禁止食用的魚。人們會將魚分類，好的留下，不潔的則丟棄。耶穌曾以拖網作比喻，象徵將來的審判之日（</w:t>
       </w:r>
-      <w:hyperlink r:id="rId14">
-        <w:r>
-          <w:rPr>
-            <w:lang w:val="zh_TW" w:bidi="zh_TW"/>
-          </w:rPr>
-          <w:rPr>
-            <w:color w:val="0000EE"/>
-            <w:u w:val="single"/>
-          </w:rPr>
-          <w:t>太13:47–51</w:t>
-        </w:r>
-      </w:hyperlink>
+      <w:r>
+        <w:rPr>
+          <w:lang w:val="zh_TW" w:bidi="zh_TW"/>
+        </w:rPr>
+        <w:t>太13:47–51</w:t>
+      </w:r>
       <w:r>
         <w:rPr>
           <w:lang w:val="zh_TW" w:bidi="zh_TW"/>
@@ -378,36 +348,24 @@
         </w:rPr>
         <w:t>撒網是一種圓形漁網，直徑約十五到二十英尺，網的邊緣繫有鉛錘。漁夫會將它撒向海面，網落水後下沉，將毫無防備的魚網住。漁夫隨後會跳入水中，或一條條地把魚抓出來，或整個收網並拉上船。當耶穌呼召西門和安得烈時，他們正在使用撒網捕魚（</w:t>
       </w:r>
-      <w:hyperlink r:id="rId17">
-        <w:r>
-          <w:rPr>
-            <w:lang w:val="zh_TW" w:bidi="zh_TW"/>
-          </w:rPr>
-          <w:rPr>
-            <w:color w:val="0000EE"/>
-            <w:u w:val="single"/>
-          </w:rPr>
-          <w:t>太4:18–20</w:t>
-        </w:r>
-      </w:hyperlink>
+      <w:r>
+        <w:rPr>
+          <w:lang w:val="zh_TW" w:bidi="zh_TW"/>
+        </w:rPr>
+        <w:t>太4:18–20</w:t>
+      </w:r>
       <w:r>
         <w:rPr>
           <w:lang w:val="zh_TW" w:bidi="zh_TW"/>
         </w:rPr>
         <w:t>；</w:t>
       </w:r>
-      <w:hyperlink r:id="rId18">
-        <w:r>
-          <w:rPr>
-            <w:lang w:val="zh_TW" w:bidi="zh_TW"/>
-          </w:rPr>
-          <w:rPr>
-            <w:color w:val="0000EE"/>
-            <w:u w:val="single"/>
-          </w:rPr>
-          <w:t>可1:16–18</w:t>
-        </w:r>
-      </w:hyperlink>
+      <w:r>
+        <w:rPr>
+          <w:lang w:val="zh_TW" w:bidi="zh_TW"/>
+        </w:rPr>
+        <w:t>可1:16–18</w:t>
+      </w:r>
       <w:r>
         <w:rPr>
           <w:lang w:val="zh_TW" w:bidi="zh_TW"/>
@@ -439,36 +397,24 @@
         </w:rPr>
         <w:t>魚會輕易穿過第一層粗網，撞上中間的細網，接著將細網帶入第二層粗網中，最終被困住無法掙脫。漁夫隨後將整張網拖上岸，解開糾纏的漁網，將魚分類，並修補網的破損地方。當耶穌呼召雅各與約翰時，他們正忙於修補三層網（</w:t>
       </w:r>
-      <w:hyperlink r:id="rId19">
-        <w:r>
-          <w:rPr>
-            <w:lang w:val="zh_TW" w:bidi="zh_TW"/>
-          </w:rPr>
-          <w:rPr>
-            <w:color w:val="0000EE"/>
-            <w:u w:val="single"/>
-          </w:rPr>
-          <w:t>太4:18–22</w:t>
-        </w:r>
-      </w:hyperlink>
+      <w:r>
+        <w:rPr>
+          <w:lang w:val="zh_TW" w:bidi="zh_TW"/>
+        </w:rPr>
+        <w:t>太4:18–22</w:t>
+      </w:r>
       <w:r>
         <w:rPr>
           <w:lang w:val="zh_TW" w:bidi="zh_TW"/>
         </w:rPr>
         <w:t>；</w:t>
       </w:r>
-      <w:hyperlink r:id="rId20">
-        <w:r>
-          <w:rPr>
-            <w:lang w:val="zh_TW" w:bidi="zh_TW"/>
-          </w:rPr>
-          <w:rPr>
-            <w:color w:val="0000EE"/>
-            <w:u w:val="single"/>
-          </w:rPr>
-          <w:t>可1:19–20</w:t>
-        </w:r>
-      </w:hyperlink>
+      <w:r>
+        <w:rPr>
+          <w:lang w:val="zh_TW" w:bidi="zh_TW"/>
+        </w:rPr>
+        <w:t>可1:19–20</w:t>
+      </w:r>
       <w:r>
         <w:rPr>
           <w:lang w:val="zh_TW" w:bidi="zh_TW"/>
@@ -489,36 +435,24 @@
         </w:rPr>
         <w:t>耶穌叫西門整夜勞碌無功之後，再次下網，西門捕到大量的魚，多得如同神蹟（</w:t>
       </w:r>
-      <w:hyperlink r:id="rId21">
-        <w:r>
-          <w:rPr>
-            <w:lang w:val="zh_TW" w:bidi="zh_TW"/>
-          </w:rPr>
-          <w:rPr>
-            <w:color w:val="0000EE"/>
-            <w:u w:val="single"/>
-          </w:rPr>
-          <w:t>路5:1–11</w:t>
-        </w:r>
-      </w:hyperlink>
+      <w:r>
+        <w:rPr>
+          <w:lang w:val="zh_TW" w:bidi="zh_TW"/>
+        </w:rPr>
+        <w:t>路5:1–11</w:t>
+      </w:r>
       <w:r>
         <w:rPr>
           <w:lang w:val="zh_TW" w:bidi="zh_TW"/>
         </w:rPr>
         <w:t>）。類似的情形也發生在</w:t>
       </w:r>
-      <w:hyperlink r:id="rId22">
-        <w:r>
-          <w:rPr>
-            <w:lang w:val="zh_TW" w:bidi="zh_TW"/>
-          </w:rPr>
-          <w:rPr>
-            <w:color w:val="0000EE"/>
-            <w:u w:val="single"/>
-          </w:rPr>
-          <w:t>約翰福音二十一章1至11節</w:t>
-        </w:r>
-      </w:hyperlink>
+      <w:r>
+        <w:rPr>
+          <w:lang w:val="zh_TW" w:bidi="zh_TW"/>
+        </w:rPr>
+        <w:t>約翰福音二十一章1至11節</w:t>
+      </w:r>
       <w:r>
         <w:rPr>
           <w:lang w:val="zh_TW" w:bidi="zh_TW"/>
@@ -548,108 +482,66 @@
           <w:lang w:val="zh_TW" w:bidi="zh_TW"/>
         </w:rPr>
       </w:r>
-      <w:hyperlink r:id="rId23">
-        <w:r>
-          <w:rPr>
-            <w:lang w:val="zh_TW" w:bidi="zh_TW"/>
-          </w:rPr>
-          <w:rPr>
-            <w:color w:val="0000EE"/>
-            <w:u w:val="single"/>
-          </w:rPr>
-          <w:t>太4:19–22，</w:t>
-        </w:r>
-      </w:hyperlink>
-      <w:hyperlink r:id="rId13">
-        <w:r>
-          <w:rPr>
-            <w:lang w:val="zh_TW" w:bidi="zh_TW"/>
-          </w:rPr>
-          <w:rPr>
-            <w:color w:val="0000EE"/>
-            <w:u w:val="single"/>
-          </w:rPr>
-          <w:t>7:10，</w:t>
-        </w:r>
-      </w:hyperlink>
-      <w:hyperlink r:id="rId24">
-        <w:r>
-          <w:rPr>
-            <w:lang w:val="zh_TW" w:bidi="zh_TW"/>
-          </w:rPr>
-          <w:rPr>
-            <w:color w:val="0000EE"/>
-            <w:u w:val="single"/>
-          </w:rPr>
-          <w:t>13:47–48</w:t>
-        </w:r>
-      </w:hyperlink>
+      <w:r>
+        <w:rPr>
+          <w:lang w:val="zh_TW" w:bidi="zh_TW"/>
+        </w:rPr>
+        <w:t>太4:19–22，</w:t>
+      </w:r>
+      <w:r>
+        <w:rPr>
+          <w:lang w:val="zh_TW" w:bidi="zh_TW"/>
+        </w:rPr>
+        <w:t>7:10，</w:t>
+      </w:r>
+      <w:r>
+        <w:rPr>
+          <w:lang w:val="zh_TW" w:bidi="zh_TW"/>
+        </w:rPr>
+        <w:t>13:47–48</w:t>
+      </w:r>
       <w:r>
         <w:rPr>
           <w:lang w:val="zh_TW" w:bidi="zh_TW"/>
         </w:rPr>
         <w:t>；</w:t>
       </w:r>
-      <w:hyperlink r:id="rId20">
-        <w:r>
-          <w:rPr>
-            <w:lang w:val="zh_TW" w:bidi="zh_TW"/>
-          </w:rPr>
-          <w:rPr>
-            <w:color w:val="0000EE"/>
-            <w:u w:val="single"/>
-          </w:rPr>
-          <w:t>可1:19–20，</w:t>
-        </w:r>
-      </w:hyperlink>
-      <w:hyperlink r:id="rId25">
-        <w:r>
-          <w:rPr>
-            <w:lang w:val="zh_TW" w:bidi="zh_TW"/>
-          </w:rPr>
-          <w:rPr>
-            <w:color w:val="0000EE"/>
-            <w:u w:val="single"/>
-          </w:rPr>
-          <w:t>6:41</w:t>
-        </w:r>
-      </w:hyperlink>
+      <w:r>
+        <w:rPr>
+          <w:lang w:val="zh_TW" w:bidi="zh_TW"/>
+        </w:rPr>
+        <w:t>可1:19–20，</w:t>
+      </w:r>
+      <w:r>
+        <w:rPr>
+          <w:lang w:val="zh_TW" w:bidi="zh_TW"/>
+        </w:rPr>
+        <w:t>6:41</w:t>
+      </w:r>
       <w:r>
         <w:rPr>
           <w:lang w:val="zh_TW" w:bidi="zh_TW"/>
         </w:rPr>
         <w:t>；</w:t>
       </w:r>
-      <w:hyperlink r:id="rId26">
-        <w:r>
-          <w:rPr>
-            <w:lang w:val="zh_TW" w:bidi="zh_TW"/>
-          </w:rPr>
-          <w:rPr>
-            <w:color w:val="0000EE"/>
-            <w:u w:val="single"/>
-          </w:rPr>
-          <w:t>路5:1–7</w:t>
-        </w:r>
-      </w:hyperlink>
+      <w:r>
+        <w:rPr>
+          <w:lang w:val="zh_TW" w:bidi="zh_TW"/>
+        </w:rPr>
+        <w:t>路5:1–7</w:t>
+      </w:r>
       <w:r>
         <w:rPr>
           <w:lang w:val="zh_TW" w:bidi="zh_TW"/>
         </w:rPr>
         <w:t>；</w:t>
       </w:r>
-      <w:hyperlink r:id="rId27">
-        <w:r>
-          <w:rPr>
-            <w:lang w:val="zh_TW" w:bidi="zh_TW"/>
-          </w:rPr>
-          <w:rPr>
-            <w:color w:val="0000EE"/>
-            <w:u w:val="single"/>
-          </w:rPr>
-          <w:t>約21:1–14</w:t>
-        </w:r>
-      </w:hyperlink>
+      <w:r>
+        <w:rPr>
+          <w:lang w:val="zh_TW" w:bidi="zh_TW"/>
+        </w:rPr>
+        <w:t>約21:1–14</w:t>
+      </w:r>
       <w:r>
         <w:rPr>
           <w:lang w:val="zh_TW" w:bidi="zh_TW"/>
@@ -910,18 +802,12 @@
         </w:rPr>
         <w:t>是非利士城亞實突的主神（</w:t>
       </w:r>
-      <w:hyperlink r:id="rId28">
-        <w:r>
-          <w:rPr>
-            <w:lang w:val="zh_TW" w:bidi="zh_TW"/>
-          </w:rPr>
-          <w:rPr>
-            <w:color w:val="0000EE"/>
-            <w:u w:val="single"/>
-          </w:rPr>
-          <w:t>撒上5:1–7</w:t>
-        </w:r>
-      </w:hyperlink>
+      <w:r>
+        <w:rPr>
+          <w:lang w:val="zh_TW" w:bidi="zh_TW"/>
+        </w:rPr>
+        <w:t>撒上5:1–7</w:t>
+      </w:r>
       <w:r>
         <w:rPr>
           <w:lang w:val="zh_TW" w:bidi="zh_TW"/>
@@ -1085,18 +971,12 @@
         </w:rPr>
         <w:t>迦南人敬拜那些他們認為能帶來物質利益的事物。他們相信，若這樣能使神和女神滿意，就能獲得好收成。若有神明發怒，人民可能會把動物或人獻祭來安撫神（見</w:t>
       </w:r>
-      <w:hyperlink r:id="rId29">
-        <w:r>
-          <w:rPr>
-            <w:lang w:val="zh_TW" w:bidi="zh_TW"/>
-          </w:rPr>
-          <w:rPr>
-            <w:color w:val="0000EE"/>
-            <w:u w:val="single"/>
-          </w:rPr>
-          <w:t>王下3:26–27</w:t>
-        </w:r>
-      </w:hyperlink>
+      <w:r>
+        <w:rPr>
+          <w:lang w:val="zh_TW" w:bidi="zh_TW"/>
+        </w:rPr>
+        <w:t>王下3:26–27</w:t>
+      </w:r>
       <w:r>
         <w:rPr>
           <w:lang w:val="zh_TW" w:bidi="zh_TW"/>
@@ -1131,30 +1011,18 @@
         </w:rPr>
         <w:t>相較之下，以色列的神雅巍（和合本譯為耶和華）要求絕對的忠誠。祂的敬拜是建立在信心之上，而非懼怕。可惜，以色列人未能持守他們對獨一真神的信仰（一神論）。他們吸收了異教的思想與習俗，以自己的方式敬拜迦南諸神。他們的文化逐漸敗壞，惹動神的忿怒。結果，神施行審判，使他們被擄（見</w:t>
       </w:r>
-      <w:hyperlink r:id="rId30">
-        <w:r>
-          <w:rPr>
-            <w:lang w:val="zh_TW" w:bidi="zh_TW"/>
-          </w:rPr>
-          <w:rPr>
-            <w:color w:val="0000EE"/>
-            <w:u w:val="single"/>
-          </w:rPr>
-          <w:t>王下17:5–23，</w:t>
-        </w:r>
-      </w:hyperlink>
-      <w:hyperlink r:id="rId31">
-        <w:r>
-          <w:rPr>
-            <w:lang w:val="zh_TW" w:bidi="zh_TW"/>
-          </w:rPr>
-          <w:rPr>
-            <w:color w:val="0000EE"/>
-            <w:u w:val="single"/>
-          </w:rPr>
-          <w:t>24:18–25:21</w:t>
-        </w:r>
-      </w:hyperlink>
+      <w:r>
+        <w:rPr>
+          <w:lang w:val="zh_TW" w:bidi="zh_TW"/>
+        </w:rPr>
+        <w:t>王下17:5–23，</w:t>
+      </w:r>
+      <w:r>
+        <w:rPr>
+          <w:lang w:val="zh_TW" w:bidi="zh_TW"/>
+        </w:rPr>
+        <w:t>24:18–25:21</w:t>
+      </w:r>
       <w:r>
         <w:rPr>
           <w:lang w:val="zh_TW" w:bidi="zh_TW"/>
@@ -1184,18 +1052,12 @@
           <w:lang w:val="zh_TW" w:bidi="zh_TW"/>
         </w:rPr>
       </w:r>
-      <w:hyperlink r:id="rId32">
-        <w:r>
-          <w:rPr>
-            <w:lang w:val="zh_TW" w:bidi="zh_TW"/>
-          </w:rPr>
-          <w:rPr>
-            <w:color w:val="0000EE"/>
-            <w:u w:val="single"/>
-          </w:rPr>
-          <w:t>撒上5:1–12</w:t>
-        </w:r>
-      </w:hyperlink>
+      <w:r>
+        <w:rPr>
+          <w:lang w:val="zh_TW" w:bidi="zh_TW"/>
+        </w:rPr>
+        <w:t>撒上5:1–12</w:t>
+      </w:r>
       <w:r>
         <w:rPr>
           <w:lang w:val="zh_TW" w:bidi="zh_TW"/>
@@ -1272,126 +1134,84 @@
         </w:rPr>
         <w:t>新約聖經的家庭規範並不是新概念（見</w:t>
       </w:r>
-      <w:hyperlink r:id="rId33">
-        <w:r>
-          <w:rPr>
-            <w:lang w:val="zh_TW" w:bidi="zh_TW"/>
-          </w:rPr>
-          <w:rPr>
-            <w:color w:val="0000EE"/>
-            <w:u w:val="single"/>
-          </w:rPr>
-          <w:t>弗5:21–6:9</w:t>
-        </w:r>
-      </w:hyperlink>
+      <w:r>
+        <w:rPr>
+          <w:lang w:val="zh_TW" w:bidi="zh_TW"/>
+        </w:rPr>
+        <w:t>弗5:21–6:9</w:t>
+      </w:r>
       <w:r>
         <w:rPr>
           <w:lang w:val="zh_TW" w:bidi="zh_TW"/>
         </w:rPr>
         <w:t>；</w:t>
       </w:r>
-      <w:hyperlink r:id="rId34">
-        <w:r>
-          <w:rPr>
-            <w:lang w:val="zh_TW" w:bidi="zh_TW"/>
-          </w:rPr>
-          <w:rPr>
-            <w:color w:val="0000EE"/>
-            <w:u w:val="single"/>
-          </w:rPr>
-          <w:t>西3:18–4:1</w:t>
-        </w:r>
-      </w:hyperlink>
+      <w:r>
+        <w:rPr>
+          <w:lang w:val="zh_TW" w:bidi="zh_TW"/>
+        </w:rPr>
+        <w:t>西3:18–4:1</w:t>
+      </w:r>
       <w:r>
         <w:rPr>
           <w:lang w:val="zh_TW" w:bidi="zh_TW"/>
         </w:rPr>
         <w:t>；</w:t>
       </w:r>
-      <w:hyperlink r:id="rId35">
-        <w:r>
-          <w:rPr>
-            <w:lang w:val="zh_TW" w:bidi="zh_TW"/>
-          </w:rPr>
-          <w:rPr>
-            <w:color w:val="0000EE"/>
-            <w:u w:val="single"/>
-          </w:rPr>
-          <w:t>提前2:8–15</w:t>
-        </w:r>
-      </w:hyperlink>
+      <w:r>
+        <w:rPr>
+          <w:lang w:val="zh_TW" w:bidi="zh_TW"/>
+        </w:rPr>
+        <w:t>提前2:8–15</w:t>
+      </w:r>
       <w:r>
         <w:rPr>
           <w:lang w:val="zh_TW" w:bidi="zh_TW"/>
         </w:rPr>
         <w:t>，</w:t>
       </w:r>
-      <w:hyperlink r:id="rId36">
-        <w:r>
-          <w:rPr>
-            <w:lang w:val="zh_TW" w:bidi="zh_TW"/>
-          </w:rPr>
-          <w:rPr>
-            <w:color w:val="0000EE"/>
-            <w:u w:val="single"/>
-          </w:rPr>
-          <w:t>5:1–2</w:t>
-        </w:r>
-      </w:hyperlink>
+      <w:r>
+        <w:rPr>
+          <w:lang w:val="zh_TW" w:bidi="zh_TW"/>
+        </w:rPr>
+        <w:t>5:1–2</w:t>
+      </w:r>
       <w:r>
         <w:rPr>
           <w:lang w:val="zh_TW" w:bidi="zh_TW"/>
         </w:rPr>
         <w:t>，</w:t>
       </w:r>
-      <w:hyperlink r:id="rId37">
-        <w:r>
-          <w:rPr>
-            <w:lang w:val="zh_TW" w:bidi="zh_TW"/>
-          </w:rPr>
-          <w:rPr>
-            <w:color w:val="0000EE"/>
-            <w:u w:val="single"/>
-          </w:rPr>
-          <w:t>6:1–2</w:t>
-        </w:r>
-      </w:hyperlink>
+      <w:r>
+        <w:rPr>
+          <w:lang w:val="zh_TW" w:bidi="zh_TW"/>
+        </w:rPr>
+        <w:t>6:1–2</w:t>
+      </w:r>
       <w:r>
         <w:rPr>
           <w:lang w:val="zh_TW" w:bidi="zh_TW"/>
         </w:rPr>
         <w:t>；</w:t>
       </w:r>
-      <w:hyperlink r:id="rId38">
-        <w:r>
-          <w:rPr>
-            <w:lang w:val="zh_TW" w:bidi="zh_TW"/>
-          </w:rPr>
-          <w:rPr>
-            <w:color w:val="0000EE"/>
-            <w:u w:val="single"/>
-          </w:rPr>
-          <w:t>多2:1–3:8</w:t>
-        </w:r>
-      </w:hyperlink>
+      <w:r>
+        <w:rPr>
+          <w:lang w:val="zh_TW" w:bidi="zh_TW"/>
+        </w:rPr>
+        <w:t>多2:1–3:8</w:t>
+      </w:r>
       <w:r>
         <w:rPr>
           <w:lang w:val="zh_TW" w:bidi="zh_TW"/>
         </w:rPr>
         <w:t>；</w:t>
       </w:r>
-      <w:hyperlink r:id="rId39">
-        <w:r>
-          <w:rPr>
-            <w:lang w:val="zh_TW" w:bidi="zh_TW"/>
-          </w:rPr>
-          <w:rPr>
-            <w:color w:val="0000EE"/>
-            <w:u w:val="single"/>
-          </w:rPr>
-          <w:t>彼前2:18–3:7</w:t>
-        </w:r>
-      </w:hyperlink>
+      <w:r>
+        <w:rPr>
+          <w:lang w:val="zh_TW" w:bidi="zh_TW"/>
+        </w:rPr>
+        <w:t>彼前2:18–3:7</w:t>
+      </w:r>
       <w:r>
         <w:rPr>
           <w:lang w:val="zh_TW" w:bidi="zh_TW"/>
@@ -1475,234 +1295,156 @@
           <w:lang w:val="zh_TW" w:bidi="zh_TW"/>
         </w:rPr>
       </w:r>
-      <w:hyperlink r:id="rId33">
-        <w:r>
-          <w:rPr>
-            <w:lang w:val="zh_TW" w:bidi="zh_TW"/>
-          </w:rPr>
-          <w:rPr>
-            <w:color w:val="0000EE"/>
-            <w:u w:val="single"/>
-          </w:rPr>
-          <w:t>弗5:21–6:9</w:t>
-        </w:r>
-      </w:hyperlink>
+      <w:r>
+        <w:rPr>
+          <w:lang w:val="zh_TW" w:bidi="zh_TW"/>
+        </w:rPr>
+        <w:t>弗5:21–6:9</w:t>
+      </w:r>
       <w:r>
         <w:rPr>
           <w:lang w:val="zh_TW" w:bidi="zh_TW"/>
         </w:rPr>
         <w:t>；</w:t>
       </w:r>
-      <w:hyperlink r:id="rId34">
-        <w:r>
-          <w:rPr>
-            <w:lang w:val="zh_TW" w:bidi="zh_TW"/>
-          </w:rPr>
-          <w:rPr>
-            <w:color w:val="0000EE"/>
-            <w:u w:val="single"/>
-          </w:rPr>
-          <w:t>西3:18–4:1</w:t>
-        </w:r>
-      </w:hyperlink>
+      <w:r>
+        <w:rPr>
+          <w:lang w:val="zh_TW" w:bidi="zh_TW"/>
+        </w:rPr>
+        <w:t>西3:18–4:1</w:t>
+      </w:r>
       <w:r>
         <w:rPr>
           <w:lang w:val="zh_TW" w:bidi="zh_TW"/>
         </w:rPr>
         <w:t>；</w:t>
       </w:r>
-      <w:hyperlink r:id="rId35">
-        <w:r>
-          <w:rPr>
-            <w:lang w:val="zh_TW" w:bidi="zh_TW"/>
-          </w:rPr>
-          <w:rPr>
-            <w:color w:val="0000EE"/>
-            <w:u w:val="single"/>
-          </w:rPr>
-          <w:t>提前2:8–15</w:t>
-        </w:r>
-      </w:hyperlink>
+      <w:r>
+        <w:rPr>
+          <w:lang w:val="zh_TW" w:bidi="zh_TW"/>
+        </w:rPr>
+        <w:t>提前2:8–15</w:t>
+      </w:r>
       <w:r>
         <w:rPr>
           <w:lang w:val="zh_TW" w:bidi="zh_TW"/>
         </w:rPr>
         <w:t>，</w:t>
       </w:r>
-      <w:hyperlink r:id="rId40">
-        <w:r>
-          <w:rPr>
-            <w:lang w:val="zh_TW" w:bidi="zh_TW"/>
-          </w:rPr>
-          <w:rPr>
-            <w:color w:val="0000EE"/>
-            <w:u w:val="single"/>
-          </w:rPr>
-          <w:t>3:5</w:t>
-        </w:r>
-      </w:hyperlink>
+      <w:r>
+        <w:rPr>
+          <w:lang w:val="zh_TW" w:bidi="zh_TW"/>
+        </w:rPr>
+        <w:t>3:5</w:t>
+      </w:r>
       <w:r>
         <w:rPr>
           <w:lang w:val="zh_TW" w:bidi="zh_TW"/>
         </w:rPr>
         <w:t>、</w:t>
       </w:r>
-      <w:hyperlink r:id="rId41">
-        <w:r>
-          <w:rPr>
-            <w:lang w:val="zh_TW" w:bidi="zh_TW"/>
-          </w:rPr>
-          <w:rPr>
-            <w:color w:val="0000EE"/>
-            <w:u w:val="single"/>
-          </w:rPr>
-          <w:t>12</w:t>
-        </w:r>
-      </w:hyperlink>
+      <w:r>
+        <w:rPr>
+          <w:lang w:val="zh_TW" w:bidi="zh_TW"/>
+        </w:rPr>
+        <w:t>12</w:t>
+      </w:r>
       <w:r>
         <w:rPr>
           <w:lang w:val="zh_TW" w:bidi="zh_TW"/>
         </w:rPr>
         <w:t>、</w:t>
       </w:r>
-      <w:hyperlink r:id="rId42">
-        <w:r>
-          <w:rPr>
-            <w:lang w:val="zh_TW" w:bidi="zh_TW"/>
-          </w:rPr>
-          <w:rPr>
-            <w:color w:val="0000EE"/>
-            <w:u w:val="single"/>
-          </w:rPr>
-          <w:t>15</w:t>
-        </w:r>
-      </w:hyperlink>
+      <w:r>
+        <w:rPr>
+          <w:lang w:val="zh_TW" w:bidi="zh_TW"/>
+        </w:rPr>
+        <w:t>15</w:t>
+      </w:r>
       <w:r>
         <w:rPr>
           <w:lang w:val="zh_TW" w:bidi="zh_TW"/>
         </w:rPr>
         <w:t>，</w:t>
       </w:r>
-      <w:hyperlink r:id="rId36">
-        <w:r>
-          <w:rPr>
-            <w:lang w:val="zh_TW" w:bidi="zh_TW"/>
-          </w:rPr>
-          <w:rPr>
-            <w:color w:val="0000EE"/>
-            <w:u w:val="single"/>
-          </w:rPr>
-          <w:t>5:1–2</w:t>
-        </w:r>
-      </w:hyperlink>
+      <w:r>
+        <w:rPr>
+          <w:lang w:val="zh_TW" w:bidi="zh_TW"/>
+        </w:rPr>
+        <w:t>5:1–2</w:t>
+      </w:r>
       <w:r>
         <w:rPr>
           <w:lang w:val="zh_TW" w:bidi="zh_TW"/>
         </w:rPr>
         <w:t>、</w:t>
       </w:r>
-      <w:hyperlink r:id="rId43">
-        <w:r>
-          <w:rPr>
-            <w:lang w:val="zh_TW" w:bidi="zh_TW"/>
-          </w:rPr>
-          <w:rPr>
-            <w:color w:val="0000EE"/>
-            <w:u w:val="single"/>
-          </w:rPr>
-          <w:t>8</w:t>
-        </w:r>
-      </w:hyperlink>
+      <w:r>
+        <w:rPr>
+          <w:lang w:val="zh_TW" w:bidi="zh_TW"/>
+        </w:rPr>
+        <w:t>8</w:t>
+      </w:r>
       <w:r>
         <w:rPr>
           <w:lang w:val="zh_TW" w:bidi="zh_TW"/>
         </w:rPr>
         <w:t>，</w:t>
       </w:r>
-      <w:hyperlink r:id="rId37">
-        <w:r>
-          <w:rPr>
-            <w:lang w:val="zh_TW" w:bidi="zh_TW"/>
-          </w:rPr>
-          <w:rPr>
-            <w:color w:val="0000EE"/>
-            <w:u w:val="single"/>
-          </w:rPr>
-          <w:t>6:1–2</w:t>
-        </w:r>
-      </w:hyperlink>
+      <w:r>
+        <w:rPr>
+          <w:lang w:val="zh_TW" w:bidi="zh_TW"/>
+        </w:rPr>
+        <w:t>6:1–2</w:t>
+      </w:r>
       <w:r>
         <w:rPr>
           <w:lang w:val="zh_TW" w:bidi="zh_TW"/>
         </w:rPr>
         <w:t>；</w:t>
       </w:r>
-      <w:hyperlink r:id="rId38">
-        <w:r>
-          <w:rPr>
-            <w:lang w:val="zh_TW" w:bidi="zh_TW"/>
-          </w:rPr>
-          <w:rPr>
-            <w:color w:val="0000EE"/>
-            <w:u w:val="single"/>
-          </w:rPr>
-          <w:t>多2:1–3:8</w:t>
-        </w:r>
-      </w:hyperlink>
+      <w:r>
+        <w:rPr>
+          <w:lang w:val="zh_TW" w:bidi="zh_TW"/>
+        </w:rPr>
+        <w:t>多2:1–3:8</w:t>
+      </w:r>
       <w:r>
         <w:rPr>
           <w:lang w:val="zh_TW" w:bidi="zh_TW"/>
         </w:rPr>
         <w:t>；</w:t>
       </w:r>
-      <w:hyperlink r:id="rId44">
-        <w:r>
-          <w:rPr>
-            <w:lang w:val="zh_TW" w:bidi="zh_TW"/>
-          </w:rPr>
-          <w:rPr>
-            <w:color w:val="0000EE"/>
-            <w:u w:val="single"/>
-          </w:rPr>
-          <w:t>彼前2:13–3:7</w:t>
-        </w:r>
-      </w:hyperlink>
+      <w:r>
+        <w:rPr>
+          <w:lang w:val="zh_TW" w:bidi="zh_TW"/>
+        </w:rPr>
+        <w:t>彼前2:13–3:7</w:t>
+      </w:r>
       <w:r>
         <w:rPr>
           <w:lang w:val="zh_TW" w:bidi="zh_TW"/>
         </w:rPr>
         <w:t>，</w:t>
       </w:r>
-      <w:hyperlink r:id="rId45">
-        <w:r>
-          <w:rPr>
-            <w:lang w:val="zh_TW" w:bidi="zh_TW"/>
-          </w:rPr>
-          <w:rPr>
-            <w:color w:val="0000EE"/>
-            <w:u w:val="single"/>
-          </w:rPr>
-          <w:t>4:17</w:t>
-        </w:r>
-      </w:hyperlink>
+      <w:r>
+        <w:rPr>
+          <w:lang w:val="zh_TW" w:bidi="zh_TW"/>
+        </w:rPr>
+        <w:t>4:17</w:t>
+      </w:r>
       <w:r>
         <w:rPr>
           <w:lang w:val="zh_TW" w:bidi="zh_TW"/>
         </w:rPr>
         <w:t>，</w:t>
       </w:r>
-      <w:hyperlink r:id="rId46">
-        <w:r>
-          <w:rPr>
-            <w:lang w:val="zh_TW" w:bidi="zh_TW"/>
-          </w:rPr>
-          <w:rPr>
-            <w:color w:val="0000EE"/>
-            <w:u w:val="single"/>
-          </w:rPr>
-          <w:t>5:1–5</w:t>
-        </w:r>
-      </w:hyperlink>
+      <w:r>
+        <w:rPr>
+          <w:lang w:val="zh_TW" w:bidi="zh_TW"/>
+        </w:rPr>
+        <w:t>5:1–5</w:t>
+      </w:r>
       <w:r>
         <w:rPr>
           <w:lang w:val="zh_TW" w:bidi="zh_TW"/>
@@ -1765,36 +1507,24 @@
         </w:rPr>
         <w:t>雖然這種共同的身分認同在離開直系家庭之後，可能會逐漸淡化，但這種家庭概念在以色列社會中普遍存在。親戚通常被稱為兄弟，反映他們彼此之間的親密關係。這種家庭觀念被延伸開來，以致聖經譯為「弟兄」的詞語，也可用來泛指以色列同胞（見</w:t>
       </w:r>
-      <w:hyperlink r:id="rId47">
-        <w:r>
-          <w:rPr>
-            <w:lang w:val="zh_TW" w:bidi="zh_TW"/>
-          </w:rPr>
-          <w:rPr>
-            <w:color w:val="0000EE"/>
-            <w:u w:val="single"/>
-          </w:rPr>
-          <w:t>申1:16</w:t>
-        </w:r>
-      </w:hyperlink>
+      <w:r>
+        <w:rPr>
+          <w:lang w:val="zh_TW" w:bidi="zh_TW"/>
+        </w:rPr>
+        <w:t>申1:16</w:t>
+      </w:r>
       <w:r>
         <w:rPr>
           <w:lang w:val="zh_TW" w:bidi="zh_TW"/>
         </w:rPr>
         <w:t>，「一個人和他的弟兄」，譯註：和合本未譯出這短語；</w:t>
       </w:r>
-      <w:hyperlink r:id="rId48">
-        <w:r>
-          <w:rPr>
-            <w:lang w:val="zh_TW" w:bidi="zh_TW"/>
-          </w:rPr>
-          <w:rPr>
-            <w:color w:val="0000EE"/>
-            <w:u w:val="single"/>
-          </w:rPr>
-          <w:t>申3:18</w:t>
-        </w:r>
-      </w:hyperlink>
+      <w:r>
+        <w:rPr>
+          <w:lang w:val="zh_TW" w:bidi="zh_TW"/>
+        </w:rPr>
+        <w:t>申3:18</w:t>
+      </w:r>
       <w:r>
         <w:rPr>
           <w:lang w:val="zh_TW" w:bidi="zh_TW"/>
@@ -1815,18 +1545,12 @@
         </w:rPr>
         <w:t>在古代以色列，整個社群就像一個大家庭，因此家庭的完整性極為重要。亂倫（即近親之間的性關係）和姦淫（即已婚者與配偶以外的人發生性關係）被視為嚴重罪行，干犯者會受到嚴厲的刑罰，因為這些行為破壞了家庭關係。亂倫會破壞家人之間的信任，摧毀家庭應有的安全氛圍，也使家人之間獨特的情感連結斷裂。姦淫則是將原本應該獻給配偶的忠誠轉移到他人身上，對家庭造成傷害。這些破壞家庭合一的行為，會逐步削弱整個支派與宗族，最終危及民族的合一（見</w:t>
       </w:r>
-      <w:hyperlink r:id="rId49">
-        <w:r>
-          <w:rPr>
-            <w:lang w:val="zh_TW" w:bidi="zh_TW"/>
-          </w:rPr>
-          <w:rPr>
-            <w:color w:val="0000EE"/>
-            <w:u w:val="single"/>
-          </w:rPr>
-          <w:t>利18:6–23</w:t>
-        </w:r>
-      </w:hyperlink>
+      <w:r>
+        <w:rPr>
+          <w:lang w:val="zh_TW" w:bidi="zh_TW"/>
+        </w:rPr>
+        <w:t>利18:6–23</w:t>
+      </w:r>
       <w:r>
         <w:rPr>
           <w:lang w:val="zh_TW" w:bidi="zh_TW"/>
@@ -1847,126 +1571,78 @@
         </w:rPr>
         <w:t>即使是雙方同意的性罪，也並非沒有受害者。這些罪行終究會對群體造成傷害。舊約聖經的律法明確禁止這些罪行，而新約聖經也警告信徒要遠避淫亂（特別見</w:t>
       </w:r>
-      <w:hyperlink r:id="rId50">
-        <w:r>
-          <w:rPr>
-            <w:lang w:val="zh_TW" w:bidi="zh_TW"/>
-          </w:rPr>
-          <w:rPr>
-            <w:color w:val="0000EE"/>
-            <w:u w:val="single"/>
-          </w:rPr>
-          <w:t>林前5:1–2，</w:t>
-        </w:r>
-      </w:hyperlink>
-      <w:hyperlink r:id="rId51">
-        <w:r>
-          <w:rPr>
-            <w:lang w:val="zh_TW" w:bidi="zh_TW"/>
-          </w:rPr>
-          <w:rPr>
-            <w:color w:val="0000EE"/>
-            <w:u w:val="single"/>
-          </w:rPr>
-          <w:t>6:13–20，</w:t>
-        </w:r>
-      </w:hyperlink>
-      <w:hyperlink r:id="rId52">
-        <w:r>
-          <w:rPr>
-            <w:lang w:val="zh_TW" w:bidi="zh_TW"/>
-          </w:rPr>
-          <w:rPr>
-            <w:color w:val="0000EE"/>
-            <w:u w:val="single"/>
-          </w:rPr>
-          <w:t>7:2</w:t>
-        </w:r>
-      </w:hyperlink>
+      <w:r>
+        <w:rPr>
+          <w:lang w:val="zh_TW" w:bidi="zh_TW"/>
+        </w:rPr>
+        <w:t>林前5:1–2，</w:t>
+      </w:r>
+      <w:r>
+        <w:rPr>
+          <w:lang w:val="zh_TW" w:bidi="zh_TW"/>
+        </w:rPr>
+        <w:t>6:13–20，</w:t>
+      </w:r>
+      <w:r>
+        <w:rPr>
+          <w:lang w:val="zh_TW" w:bidi="zh_TW"/>
+        </w:rPr>
+        <w:t>7:2</w:t>
+      </w:r>
       <w:r>
         <w:rPr>
           <w:lang w:val="zh_TW" w:bidi="zh_TW"/>
         </w:rPr>
         <w:t>；</w:t>
       </w:r>
-      <w:hyperlink r:id="rId53">
-        <w:r>
-          <w:rPr>
-            <w:lang w:val="zh_TW" w:bidi="zh_TW"/>
-          </w:rPr>
-          <w:rPr>
-            <w:color w:val="0000EE"/>
-            <w:u w:val="single"/>
-          </w:rPr>
-          <w:t>加5:19–21</w:t>
-        </w:r>
-      </w:hyperlink>
+      <w:r>
+        <w:rPr>
+          <w:lang w:val="zh_TW" w:bidi="zh_TW"/>
+        </w:rPr>
+        <w:t>加5:19–21</w:t>
+      </w:r>
       <w:r>
         <w:rPr>
           <w:lang w:val="zh_TW" w:bidi="zh_TW"/>
         </w:rPr>
         <w:t>；</w:t>
       </w:r>
-      <w:hyperlink r:id="rId54">
-        <w:r>
-          <w:rPr>
-            <w:lang w:val="zh_TW" w:bidi="zh_TW"/>
-          </w:rPr>
-          <w:rPr>
-            <w:color w:val="0000EE"/>
-            <w:u w:val="single"/>
-          </w:rPr>
-          <w:t>弗5:3</w:t>
-        </w:r>
-      </w:hyperlink>
+      <w:r>
+        <w:rPr>
+          <w:lang w:val="zh_TW" w:bidi="zh_TW"/>
+        </w:rPr>
+        <w:t>弗5:3</w:t>
+      </w:r>
       <w:r>
         <w:rPr>
           <w:lang w:val="zh_TW" w:bidi="zh_TW"/>
         </w:rPr>
         <w:t>；</w:t>
       </w:r>
-      <w:hyperlink r:id="rId55">
-        <w:r>
-          <w:rPr>
-            <w:lang w:val="zh_TW" w:bidi="zh_TW"/>
-          </w:rPr>
-          <w:rPr>
-            <w:color w:val="0000EE"/>
-            <w:u w:val="single"/>
-          </w:rPr>
-          <w:t>猶1:7</w:t>
-        </w:r>
-      </w:hyperlink>
+      <w:r>
+        <w:rPr>
+          <w:lang w:val="zh_TW" w:bidi="zh_TW"/>
+        </w:rPr>
+        <w:t>猶1:7</w:t>
+      </w:r>
       <w:r>
         <w:rPr>
           <w:lang w:val="zh_TW" w:bidi="zh_TW"/>
         </w:rPr>
         <w:t>；</w:t>
       </w:r>
-      <w:hyperlink r:id="rId56">
-        <w:r>
-          <w:rPr>
-            <w:lang w:val="zh_TW" w:bidi="zh_TW"/>
-          </w:rPr>
-          <w:rPr>
-            <w:color w:val="0000EE"/>
-            <w:u w:val="single"/>
-          </w:rPr>
-          <w:t>啟2:14–16、</w:t>
-        </w:r>
-      </w:hyperlink>
-      <w:hyperlink r:id="rId57">
-        <w:r>
-          <w:rPr>
-            <w:lang w:val="zh_TW" w:bidi="zh_TW"/>
-          </w:rPr>
-          <w:rPr>
-            <w:color w:val="0000EE"/>
-            <w:u w:val="single"/>
-          </w:rPr>
-          <w:t>20</w:t>
-        </w:r>
-      </w:hyperlink>
+      <w:r>
+        <w:rPr>
+          <w:lang w:val="zh_TW" w:bidi="zh_TW"/>
+        </w:rPr>
+        <w:t>啟2:14–16、</w:t>
+      </w:r>
+      <w:r>
+        <w:rPr>
+          <w:lang w:val="zh_TW" w:bidi="zh_TW"/>
+        </w:rPr>
+        <w:t>20</w:t>
+      </w:r>
       <w:r>
         <w:rPr>
           <w:lang w:val="zh_TW" w:bidi="zh_TW"/>
@@ -1996,222 +1672,132 @@
           <w:lang w:val="zh_TW" w:bidi="zh_TW"/>
         </w:rPr>
       </w:r>
-      <w:hyperlink r:id="rId58">
-        <w:r>
-          <w:rPr>
-            <w:lang w:val="zh_TW" w:bidi="zh_TW"/>
-          </w:rPr>
-          <w:rPr>
-            <w:color w:val="0000EE"/>
-            <w:u w:val="single"/>
-          </w:rPr>
-          <w:t>創19:30–38</w:t>
-        </w:r>
-      </w:hyperlink>
+      <w:r>
+        <w:rPr>
+          <w:lang w:val="zh_TW" w:bidi="zh_TW"/>
+        </w:rPr>
+        <w:t>創19:30–38</w:t>
+      </w:r>
       <w:r>
         <w:rPr>
           <w:lang w:val="zh_TW" w:bidi="zh_TW"/>
         </w:rPr>
         <w:t>，</w:t>
       </w:r>
-      <w:hyperlink r:id="rId59">
-        <w:r>
-          <w:rPr>
-            <w:lang w:val="zh_TW" w:bidi="zh_TW"/>
-          </w:rPr>
-          <w:rPr>
-            <w:color w:val="0000EE"/>
-            <w:u w:val="single"/>
-          </w:rPr>
-          <w:t>49:3–4；</w:t>
-        </w:r>
-      </w:hyperlink>
-      <w:hyperlink r:id="rId60">
-        <w:r>
-          <w:rPr>
-            <w:lang w:val="zh_TW" w:bidi="zh_TW"/>
-          </w:rPr>
-          <w:rPr>
-            <w:color w:val="0000EE"/>
-            <w:u w:val="single"/>
-          </w:rPr>
-          <w:t>利18:6–30</w:t>
-        </w:r>
-      </w:hyperlink>
+      <w:r>
+        <w:rPr>
+          <w:lang w:val="zh_TW" w:bidi="zh_TW"/>
+        </w:rPr>
+        <w:t>49:3–4；</w:t>
+      </w:r>
+      <w:r>
+        <w:rPr>
+          <w:lang w:val="zh_TW" w:bidi="zh_TW"/>
+        </w:rPr>
+        <w:t>利18:6–30</w:t>
+      </w:r>
       <w:r>
         <w:rPr>
           <w:lang w:val="zh_TW" w:bidi="zh_TW"/>
         </w:rPr>
         <w:t>，</w:t>
       </w:r>
-      <w:hyperlink r:id="rId61">
-        <w:r>
-          <w:rPr>
-            <w:lang w:val="zh_TW" w:bidi="zh_TW"/>
-          </w:rPr>
-          <w:rPr>
-            <w:color w:val="0000EE"/>
-            <w:u w:val="single"/>
-          </w:rPr>
-          <w:t>20:14</w:t>
-        </w:r>
-      </w:hyperlink>
+      <w:r>
+        <w:rPr>
+          <w:lang w:val="zh_TW" w:bidi="zh_TW"/>
+        </w:rPr>
+        <w:t>20:14</w:t>
+      </w:r>
       <w:r>
         <w:rPr>
           <w:lang w:val="zh_TW" w:bidi="zh_TW"/>
         </w:rPr>
         <w:t>、</w:t>
       </w:r>
-      <w:hyperlink r:id="rId62">
-        <w:r>
-          <w:rPr>
-            <w:lang w:val="zh_TW" w:bidi="zh_TW"/>
-          </w:rPr>
-          <w:rPr>
-            <w:color w:val="0000EE"/>
-            <w:u w:val="single"/>
-          </w:rPr>
-          <w:t>21；</w:t>
-        </w:r>
-      </w:hyperlink>
-      <w:hyperlink r:id="rId63">
-        <w:r>
-          <w:rPr>
-            <w:lang w:val="zh_TW" w:bidi="zh_TW"/>
-          </w:rPr>
-          <w:rPr>
-            <w:color w:val="0000EE"/>
-            <w:u w:val="single"/>
-          </w:rPr>
-          <w:t>撒下13:1–39；</w:t>
-        </w:r>
-      </w:hyperlink>
-      <w:hyperlink r:id="rId64">
-        <w:r>
-          <w:rPr>
-            <w:lang w:val="zh_TW" w:bidi="zh_TW"/>
-          </w:rPr>
-          <w:rPr>
-            <w:color w:val="0000EE"/>
-            <w:u w:val="single"/>
-          </w:rPr>
-          <w:t>太14:3–5；</w:t>
-        </w:r>
-      </w:hyperlink>
-      <w:hyperlink r:id="rId50">
-        <w:r>
-          <w:rPr>
-            <w:lang w:val="zh_TW" w:bidi="zh_TW"/>
-          </w:rPr>
-          <w:rPr>
-            <w:color w:val="0000EE"/>
-            <w:u w:val="single"/>
-          </w:rPr>
-          <w:t>林前5:1–2</w:t>
-        </w:r>
-      </w:hyperlink>
+      <w:r>
+        <w:rPr>
+          <w:lang w:val="zh_TW" w:bidi="zh_TW"/>
+        </w:rPr>
+        <w:t>21；</w:t>
+      </w:r>
+      <w:r>
+        <w:rPr>
+          <w:lang w:val="zh_TW" w:bidi="zh_TW"/>
+        </w:rPr>
+        <w:t>撒下13:1–39；</w:t>
+      </w:r>
+      <w:r>
+        <w:rPr>
+          <w:lang w:val="zh_TW" w:bidi="zh_TW"/>
+        </w:rPr>
+        <w:t>太14:3–5；</w:t>
+      </w:r>
+      <w:r>
+        <w:rPr>
+          <w:lang w:val="zh_TW" w:bidi="zh_TW"/>
+        </w:rPr>
+        <w:t>林前5:1–2</w:t>
+      </w:r>
       <w:r>
         <w:rPr>
           <w:lang w:val="zh_TW" w:bidi="zh_TW"/>
         </w:rPr>
         <w:t>，</w:t>
       </w:r>
-      <w:hyperlink r:id="rId51">
-        <w:r>
-          <w:rPr>
-            <w:lang w:val="zh_TW" w:bidi="zh_TW"/>
-          </w:rPr>
-          <w:rPr>
-            <w:color w:val="0000EE"/>
-            <w:u w:val="single"/>
-          </w:rPr>
-          <w:t>6:13–20</w:t>
-        </w:r>
-      </w:hyperlink>
+      <w:r>
+        <w:rPr>
+          <w:lang w:val="zh_TW" w:bidi="zh_TW"/>
+        </w:rPr>
+        <w:t>6:13–20</w:t>
+      </w:r>
       <w:r>
         <w:rPr>
           <w:lang w:val="zh_TW" w:bidi="zh_TW"/>
         </w:rPr>
         <w:t>，</w:t>
       </w:r>
-      <w:hyperlink r:id="rId52">
-        <w:r>
-          <w:rPr>
-            <w:lang w:val="zh_TW" w:bidi="zh_TW"/>
-          </w:rPr>
-          <w:rPr>
-            <w:color w:val="0000EE"/>
-            <w:u w:val="single"/>
-          </w:rPr>
-          <w:t>7:2；</w:t>
-        </w:r>
-      </w:hyperlink>
-      <w:hyperlink r:id="rId53">
-        <w:r>
-          <w:rPr>
-            <w:lang w:val="zh_TW" w:bidi="zh_TW"/>
-          </w:rPr>
-          <w:rPr>
-            <w:color w:val="0000EE"/>
-            <w:u w:val="single"/>
-          </w:rPr>
-          <w:t>加5:19–21；</w:t>
-        </w:r>
-      </w:hyperlink>
-      <w:hyperlink r:id="rId54">
-        <w:r>
-          <w:rPr>
-            <w:lang w:val="zh_TW" w:bidi="zh_TW"/>
-          </w:rPr>
-          <w:rPr>
-            <w:color w:val="0000EE"/>
-            <w:u w:val="single"/>
-          </w:rPr>
-          <w:t>弗5:3；</w:t>
-        </w:r>
-      </w:hyperlink>
-      <w:hyperlink r:id="rId55">
-        <w:r>
-          <w:rPr>
-            <w:lang w:val="zh_TW" w:bidi="zh_TW"/>
-          </w:rPr>
-          <w:rPr>
-            <w:color w:val="0000EE"/>
-            <w:u w:val="single"/>
-          </w:rPr>
-          <w:t>猶1:7；</w:t>
-        </w:r>
-      </w:hyperlink>
-      <w:hyperlink r:id="rId56">
-        <w:r>
-          <w:rPr>
-            <w:lang w:val="zh_TW" w:bidi="zh_TW"/>
-          </w:rPr>
-          <w:rPr>
-            <w:color w:val="0000EE"/>
-            <w:u w:val="single"/>
-          </w:rPr>
-          <w:t>啟2:14–16</w:t>
-        </w:r>
-      </w:hyperlink>
+      <w:r>
+        <w:rPr>
+          <w:lang w:val="zh_TW" w:bidi="zh_TW"/>
+        </w:rPr>
+        <w:t>7:2；</w:t>
+      </w:r>
+      <w:r>
+        <w:rPr>
+          <w:lang w:val="zh_TW" w:bidi="zh_TW"/>
+        </w:rPr>
+        <w:t>加5:19–21；</w:t>
+      </w:r>
+      <w:r>
+        <w:rPr>
+          <w:lang w:val="zh_TW" w:bidi="zh_TW"/>
+        </w:rPr>
+        <w:t>弗5:3；</w:t>
+      </w:r>
+      <w:r>
+        <w:rPr>
+          <w:lang w:val="zh_TW" w:bidi="zh_TW"/>
+        </w:rPr>
+        <w:t>猶1:7；</w:t>
+      </w:r>
+      <w:r>
+        <w:rPr>
+          <w:lang w:val="zh_TW" w:bidi="zh_TW"/>
+        </w:rPr>
+        <w:t>啟2:14–16</w:t>
+      </w:r>
       <w:r>
         <w:rPr>
           <w:lang w:val="zh_TW" w:bidi="zh_TW"/>
         </w:rPr>
         <w:t>、</w:t>
       </w:r>
-      <w:hyperlink r:id="rId57">
-        <w:r>
-          <w:rPr>
-            <w:lang w:val="zh_TW" w:bidi="zh_TW"/>
-          </w:rPr>
-          <w:rPr>
-            <w:color w:val="0000EE"/>
-            <w:u w:val="single"/>
-          </w:rPr>
-          <w:t>20</w:t>
-        </w:r>
-      </w:hyperlink>
+      <w:r>
+        <w:rPr>
+          <w:lang w:val="zh_TW" w:bidi="zh_TW"/>
+        </w:rPr>
+        <w:t>20</w:t>
+      </w:r>
       <w:r>
         <w:rPr>
           <w:lang w:val="zh_TW" w:bidi="zh_TW"/>
@@ -2260,36 +1846,24 @@
         </w:rPr>
         <w:t>聖經記載許多自稱為先知的人，並沒有從神領受權柄，也未真正蒙召。他們假冒神的名說話，彷彿自己是神的代言人。然而，當時的人常常難以分辨誰是真先知、誰是假先知。假先知通常只說人喜歡聽的話（例如，</w:t>
       </w:r>
-      <w:hyperlink r:id="rId65">
-        <w:r>
-          <w:rPr>
-            <w:lang w:val="zh_TW" w:bidi="zh_TW"/>
-          </w:rPr>
-          <w:rPr>
-            <w:color w:val="0000EE"/>
-            <w:u w:val="single"/>
-          </w:rPr>
-          <w:t>王上22:10–14</w:t>
-        </w:r>
-      </w:hyperlink>
+      <w:r>
+        <w:rPr>
+          <w:lang w:val="zh_TW" w:bidi="zh_TW"/>
+        </w:rPr>
+        <w:t>王上22:10–14</w:t>
+      </w:r>
       <w:r>
         <w:rPr>
           <w:lang w:val="zh_TW" w:bidi="zh_TW"/>
         </w:rPr>
         <w:t>；</w:t>
       </w:r>
-      <w:hyperlink r:id="rId66">
-        <w:r>
-          <w:rPr>
-            <w:lang w:val="zh_TW" w:bidi="zh_TW"/>
-          </w:rPr>
-          <w:rPr>
-            <w:color w:val="0000EE"/>
-            <w:u w:val="single"/>
-          </w:rPr>
-          <w:t>耶28:1–4</w:t>
-        </w:r>
-      </w:hyperlink>
+      <w:r>
+        <w:rPr>
+          <w:lang w:val="zh_TW" w:bidi="zh_TW"/>
+        </w:rPr>
+        <w:t>耶28:1–4</w:t>
+      </w:r>
       <w:r>
         <w:rPr>
           <w:lang w:val="zh_TW" w:bidi="zh_TW"/>
@@ -2310,18 +1884,12 @@
         </w:rPr>
         <w:t>由於真假難辨，加上神出於憐憫，延後審判那悖逆的百姓，許多人開始懷疑真先知所傳神的信息，是否真會應驗（見</w:t>
       </w:r>
-      <w:hyperlink r:id="rId67">
-        <w:r>
-          <w:rPr>
-            <w:lang w:val="zh_TW" w:bidi="zh_TW"/>
-          </w:rPr>
-          <w:rPr>
-            <w:color w:val="0000EE"/>
-            <w:u w:val="single"/>
-          </w:rPr>
-          <w:t>賽5:19</w:t>
-        </w:r>
-      </w:hyperlink>
+      <w:r>
+        <w:rPr>
+          <w:lang w:val="zh_TW" w:bidi="zh_TW"/>
+        </w:rPr>
+        <w:t>賽5:19</w:t>
+      </w:r>
       <w:r>
         <w:rPr>
           <w:lang w:val="zh_TW" w:bidi="zh_TW"/>
@@ -2342,36 +1910,24 @@
         </w:rPr>
         <w:t>先知以西結預言，在即將臨到耶路撒冷的審判中，神將除掉假先知，讓百姓可以認出哪些是真的先知（</w:t>
       </w:r>
-      <w:hyperlink r:id="rId68">
-        <w:r>
-          <w:rPr>
-            <w:lang w:val="zh_TW" w:bidi="zh_TW"/>
-          </w:rPr>
-          <w:rPr>
-            <w:color w:val="0000EE"/>
-            <w:u w:val="single"/>
-          </w:rPr>
-          <w:t>結13:8–9</w:t>
-        </w:r>
-      </w:hyperlink>
+      <w:r>
+        <w:rPr>
+          <w:lang w:val="zh_TW" w:bidi="zh_TW"/>
+        </w:rPr>
+        <w:t>結13:8–9</w:t>
+      </w:r>
       <w:r>
         <w:rPr>
           <w:lang w:val="zh_TW" w:bidi="zh_TW"/>
         </w:rPr>
         <w:t>）。神的審判不會再延遲——耶和華所說的話必要快快應驗（</w:t>
       </w:r>
-      <w:hyperlink r:id="rId69">
-        <w:r>
-          <w:rPr>
-            <w:lang w:val="zh_TW" w:bidi="zh_TW"/>
-          </w:rPr>
-          <w:rPr>
-            <w:color w:val="0000EE"/>
-            <w:u w:val="single"/>
-          </w:rPr>
-          <w:t>13:11</w:t>
-        </w:r>
-      </w:hyperlink>
+      <w:r>
+        <w:rPr>
+          <w:lang w:val="zh_TW" w:bidi="zh_TW"/>
+        </w:rPr>
+        <w:t>13:11</w:t>
+      </w:r>
       <w:r>
         <w:rPr>
           <w:lang w:val="zh_TW" w:bidi="zh_TW"/>
@@ -2392,72 +1948,48 @@
         </w:rPr>
         <w:t>耶穌也曾警告，將來必有假先知出現（</w:t>
       </w:r>
-      <w:hyperlink r:id="rId70">
-        <w:r>
-          <w:rPr>
-            <w:lang w:val="zh_TW" w:bidi="zh_TW"/>
-          </w:rPr>
-          <w:rPr>
-            <w:color w:val="0000EE"/>
-            <w:u w:val="single"/>
-          </w:rPr>
-          <w:t>太24:11–28</w:t>
-        </w:r>
-      </w:hyperlink>
+      <w:r>
+        <w:rPr>
+          <w:lang w:val="zh_TW" w:bidi="zh_TW"/>
+        </w:rPr>
+        <w:t>太24:11–28</w:t>
+      </w:r>
       <w:r>
         <w:rPr>
           <w:lang w:val="zh_TW" w:bidi="zh_TW"/>
         </w:rPr>
         <w:t>）。祂的初代門徒確實遇到許多假先知（例如，</w:t>
       </w:r>
-      <w:hyperlink r:id="rId71">
-        <w:r>
-          <w:rPr>
-            <w:lang w:val="zh_TW" w:bidi="zh_TW"/>
-          </w:rPr>
-          <w:rPr>
-            <w:color w:val="0000EE"/>
-            <w:u w:val="single"/>
-          </w:rPr>
-          <w:t>徒13:6–12</w:t>
-        </w:r>
-      </w:hyperlink>
+      <w:r>
+        <w:rPr>
+          <w:lang w:val="zh_TW" w:bidi="zh_TW"/>
+        </w:rPr>
+        <w:t>徒13:6–12</w:t>
+      </w:r>
       <w:r>
         <w:rPr>
           <w:lang w:val="zh_TW" w:bidi="zh_TW"/>
         </w:rPr>
         <w:t>；</w:t>
       </w:r>
-      <w:hyperlink r:id="rId72">
-        <w:r>
-          <w:rPr>
-            <w:lang w:val="zh_TW" w:bidi="zh_TW"/>
-          </w:rPr>
-          <w:rPr>
-            <w:color w:val="0000EE"/>
-            <w:u w:val="single"/>
-          </w:rPr>
-          <w:t>彼後2:1–3</w:t>
-        </w:r>
-      </w:hyperlink>
+      <w:r>
+        <w:rPr>
+          <w:lang w:val="zh_TW" w:bidi="zh_TW"/>
+        </w:rPr>
+        <w:t>彼後2:1–3</w:t>
+      </w:r>
       <w:r>
         <w:rPr>
           <w:lang w:val="zh_TW" w:bidi="zh_TW"/>
         </w:rPr>
         <w:t>）。基督徒通常可以藉著假先知對基督錯誤的教導，來辨認他們。這些錯誤的教導，顯明他們並非受神的靈引導（</w:t>
       </w:r>
-      <w:hyperlink r:id="rId73">
-        <w:r>
-          <w:rPr>
-            <w:lang w:val="zh_TW" w:bidi="zh_TW"/>
-          </w:rPr>
-          <w:rPr>
-            <w:color w:val="0000EE"/>
-            <w:u w:val="single"/>
-          </w:rPr>
-          <w:t>約一4:1–3</w:t>
-        </w:r>
-      </w:hyperlink>
+      <w:r>
+        <w:rPr>
+          <w:lang w:val="zh_TW" w:bidi="zh_TW"/>
+        </w:rPr>
+        <w:t>約一4:1–3</w:t>
+      </w:r>
       <w:r>
         <w:rPr>
           <w:lang w:val="zh_TW" w:bidi="zh_TW"/>
@@ -2487,228 +2019,138 @@
           <w:lang w:val="zh_TW" w:bidi="zh_TW"/>
         </w:rPr>
       </w:r>
-      <w:hyperlink r:id="rId74">
-        <w:r>
-          <w:rPr>
-            <w:lang w:val="zh_TW" w:bidi="zh_TW"/>
-          </w:rPr>
-          <w:rPr>
-            <w:color w:val="0000EE"/>
-            <w:u w:val="single"/>
-          </w:rPr>
-          <w:t>申13:1–5，</w:t>
-        </w:r>
-      </w:hyperlink>
-      <w:hyperlink r:id="rId75">
-        <w:r>
-          <w:rPr>
-            <w:lang w:val="zh_TW" w:bidi="zh_TW"/>
-          </w:rPr>
-          <w:rPr>
-            <w:color w:val="0000EE"/>
-            <w:u w:val="single"/>
-          </w:rPr>
-          <w:t>18:22</w:t>
-        </w:r>
-      </w:hyperlink>
+      <w:r>
+        <w:rPr>
+          <w:lang w:val="zh_TW" w:bidi="zh_TW"/>
+        </w:rPr>
+        <w:t>申13:1–5，</w:t>
+      </w:r>
+      <w:r>
+        <w:rPr>
+          <w:lang w:val="zh_TW" w:bidi="zh_TW"/>
+        </w:rPr>
+        <w:t>18:22</w:t>
+      </w:r>
       <w:r>
         <w:rPr>
           <w:lang w:val="zh_TW" w:bidi="zh_TW"/>
         </w:rPr>
         <w:t>；</w:t>
       </w:r>
-      <w:hyperlink r:id="rId76">
-        <w:r>
-          <w:rPr>
-            <w:lang w:val="zh_TW" w:bidi="zh_TW"/>
-          </w:rPr>
-          <w:rPr>
-            <w:color w:val="0000EE"/>
-            <w:u w:val="single"/>
-          </w:rPr>
-          <w:t>王上22:8–28</w:t>
-        </w:r>
-      </w:hyperlink>
+      <w:r>
+        <w:rPr>
+          <w:lang w:val="zh_TW" w:bidi="zh_TW"/>
+        </w:rPr>
+        <w:t>王上22:8–28</w:t>
+      </w:r>
       <w:r>
         <w:rPr>
           <w:lang w:val="zh_TW" w:bidi="zh_TW"/>
         </w:rPr>
         <w:t>；</w:t>
       </w:r>
-      <w:hyperlink r:id="rId77">
-        <w:r>
-          <w:rPr>
-            <w:lang w:val="zh_TW" w:bidi="zh_TW"/>
-          </w:rPr>
-          <w:rPr>
-            <w:color w:val="0000EE"/>
-            <w:u w:val="single"/>
-          </w:rPr>
-          <w:t>耶6:13–15，</w:t>
-        </w:r>
-      </w:hyperlink>
-      <w:hyperlink r:id="rId78">
-        <w:r>
-          <w:rPr>
-            <w:lang w:val="zh_TW" w:bidi="zh_TW"/>
-          </w:rPr>
-          <w:rPr>
-            <w:color w:val="0000EE"/>
-            <w:u w:val="single"/>
-          </w:rPr>
-          <w:t>14:13–16，</w:t>
-        </w:r>
-      </w:hyperlink>
-      <w:hyperlink r:id="rId79">
-        <w:r>
-          <w:rPr>
-            <w:lang w:val="zh_TW" w:bidi="zh_TW"/>
-          </w:rPr>
-          <w:rPr>
-            <w:color w:val="0000EE"/>
-            <w:u w:val="single"/>
-          </w:rPr>
-          <w:t>20:1–6，</w:t>
-        </w:r>
-      </w:hyperlink>
-      <w:hyperlink r:id="rId80">
-        <w:r>
-          <w:rPr>
-            <w:lang w:val="zh_TW" w:bidi="zh_TW"/>
-          </w:rPr>
-          <w:rPr>
-            <w:color w:val="0000EE"/>
-            <w:u w:val="single"/>
-          </w:rPr>
-          <w:t>28:1–17，</w:t>
-        </w:r>
-      </w:hyperlink>
-      <w:hyperlink r:id="rId81">
-        <w:r>
-          <w:rPr>
-            <w:lang w:val="zh_TW" w:bidi="zh_TW"/>
-          </w:rPr>
-          <w:rPr>
-            <w:color w:val="0000EE"/>
-            <w:u w:val="single"/>
-          </w:rPr>
-          <w:t>29:21–32，</w:t>
-        </w:r>
-      </w:hyperlink>
-      <w:hyperlink r:id="rId82">
-        <w:r>
-          <w:rPr>
-            <w:lang w:val="zh_TW" w:bidi="zh_TW"/>
-          </w:rPr>
-          <w:rPr>
-            <w:color w:val="0000EE"/>
-            <w:u w:val="single"/>
-          </w:rPr>
-          <w:t>50:6</w:t>
-        </w:r>
-      </w:hyperlink>
+      <w:r>
+        <w:rPr>
+          <w:lang w:val="zh_TW" w:bidi="zh_TW"/>
+        </w:rPr>
+        <w:t>耶6:13–15，</w:t>
+      </w:r>
+      <w:r>
+        <w:rPr>
+          <w:lang w:val="zh_TW" w:bidi="zh_TW"/>
+        </w:rPr>
+        <w:t>14:13–16，</w:t>
+      </w:r>
+      <w:r>
+        <w:rPr>
+          <w:lang w:val="zh_TW" w:bidi="zh_TW"/>
+        </w:rPr>
+        <w:t>20:1–6，</w:t>
+      </w:r>
+      <w:r>
+        <w:rPr>
+          <w:lang w:val="zh_TW" w:bidi="zh_TW"/>
+        </w:rPr>
+        <w:t>28:1–17，</w:t>
+      </w:r>
+      <w:r>
+        <w:rPr>
+          <w:lang w:val="zh_TW" w:bidi="zh_TW"/>
+        </w:rPr>
+        <w:t>29:21–32，</w:t>
+      </w:r>
+      <w:r>
+        <w:rPr>
+          <w:lang w:val="zh_TW" w:bidi="zh_TW"/>
+        </w:rPr>
+        <w:t>50:6</w:t>
+      </w:r>
       <w:r>
         <w:rPr>
           <w:lang w:val="zh_TW" w:bidi="zh_TW"/>
         </w:rPr>
         <w:t>；</w:t>
       </w:r>
-      <w:hyperlink r:id="rId83">
-        <w:r>
-          <w:rPr>
-            <w:lang w:val="zh_TW" w:bidi="zh_TW"/>
-          </w:rPr>
-          <w:rPr>
-            <w:color w:val="0000EE"/>
-            <w:u w:val="single"/>
-          </w:rPr>
-          <w:t>結13:1–23，</w:t>
-        </w:r>
-      </w:hyperlink>
-      <w:hyperlink r:id="rId84">
-        <w:r>
-          <w:rPr>
-            <w:lang w:val="zh_TW" w:bidi="zh_TW"/>
-          </w:rPr>
-          <w:rPr>
-            <w:color w:val="0000EE"/>
-            <w:u w:val="single"/>
-          </w:rPr>
-          <w:t>22:28</w:t>
-        </w:r>
-      </w:hyperlink>
+      <w:r>
+        <w:rPr>
+          <w:lang w:val="zh_TW" w:bidi="zh_TW"/>
+        </w:rPr>
+        <w:t>結13:1–23，</w:t>
+      </w:r>
+      <w:r>
+        <w:rPr>
+          <w:lang w:val="zh_TW" w:bidi="zh_TW"/>
+        </w:rPr>
+        <w:t>22:28</w:t>
+      </w:r>
       <w:r>
         <w:rPr>
           <w:lang w:val="zh_TW" w:bidi="zh_TW"/>
         </w:rPr>
         <w:t>；</w:t>
       </w:r>
-      <w:hyperlink r:id="rId85">
-        <w:r>
-          <w:rPr>
-            <w:lang w:val="zh_TW" w:bidi="zh_TW"/>
-          </w:rPr>
-          <w:rPr>
-            <w:color w:val="0000EE"/>
-            <w:u w:val="single"/>
-          </w:rPr>
-          <w:t>彌3:5</w:t>
-        </w:r>
-      </w:hyperlink>
+      <w:r>
+        <w:rPr>
+          <w:lang w:val="zh_TW" w:bidi="zh_TW"/>
+        </w:rPr>
+        <w:t>彌3:5</w:t>
+      </w:r>
       <w:r>
         <w:rPr>
           <w:lang w:val="zh_TW" w:bidi="zh_TW"/>
         </w:rPr>
         <w:t>；</w:t>
       </w:r>
-      <w:hyperlink r:id="rId86">
-        <w:r>
-          <w:rPr>
-            <w:lang w:val="zh_TW" w:bidi="zh_TW"/>
-          </w:rPr>
-          <w:rPr>
-            <w:color w:val="0000EE"/>
-            <w:u w:val="single"/>
-          </w:rPr>
-          <w:t>林後11:13–15</w:t>
-        </w:r>
-      </w:hyperlink>
+      <w:r>
+        <w:rPr>
+          <w:lang w:val="zh_TW" w:bidi="zh_TW"/>
+        </w:rPr>
+        <w:t>林後11:13–15</w:t>
+      </w:r>
       <w:r>
         <w:rPr>
           <w:lang w:val="zh_TW" w:bidi="zh_TW"/>
         </w:rPr>
         <w:t>；</w:t>
       </w:r>
-      <w:hyperlink r:id="rId87">
-        <w:r>
-          <w:rPr>
-            <w:lang w:val="zh_TW" w:bidi="zh_TW"/>
-          </w:rPr>
-          <w:rPr>
-            <w:color w:val="0000EE"/>
-            <w:u w:val="single"/>
-          </w:rPr>
-          <w:t>提後4:3–4</w:t>
-        </w:r>
-      </w:hyperlink>
+      <w:r>
+        <w:rPr>
+          <w:lang w:val="zh_TW" w:bidi="zh_TW"/>
+        </w:rPr>
+        <w:t>提後4:3–4</w:t>
+      </w:r>
       <w:r>
         <w:rPr>
           <w:lang w:val="zh_TW" w:bidi="zh_TW"/>
         </w:rPr>
         <w:t>；</w:t>
       </w:r>
-      <w:hyperlink r:id="rId72">
-        <w:r>
-          <w:rPr>
-            <w:lang w:val="zh_TW" w:bidi="zh_TW"/>
-          </w:rPr>
-          <w:rPr>
-            <w:color w:val="0000EE"/>
-            <w:u w:val="single"/>
-          </w:rPr>
-          <w:t>彼後2:1–3</w:t>
-        </w:r>
-      </w:hyperlink>
+      <w:r>
+        <w:rPr>
+          <w:lang w:val="zh_TW" w:bidi="zh_TW"/>
+        </w:rPr>
+        <w:t>彼後2:1–3</w:t>
+      </w:r>
       <w:r>
         <w:rPr>
           <w:lang w:val="zh_TW" w:bidi="zh_TW"/>
